--- a/generated/风险合规部/〔2026〕082_关于收购农业银行济宁分行2026年一季度济宁地区山东万通经贸有限公司等3户债权资产包项目.docx
+++ b/generated/风险合规部/〔2026〕082_关于收购农业银行济宁分行2026年一季度济宁地区山东万通经贸有限公司等3户债权资产包项目.docx
@@ -40,7 +40,7 @@
           <w:sz w:val="72"/>
           <w:szCs w:val="72"/>
         </w:rPr>
-        <w:t xml:space="preserve">项目批复文件</w:t>
+        <w:t>项目批复文件</w:t>
       </w:r>
     </w:p>
     <w:p>
@@ -268,7 +268,7 @@
           <w:color w:val="000000"/>
           <w:szCs w:val="30"/>
         </w:rPr>
-        <w:t xml:space="preserve">《</w:t>
+        <w:t>《</w:t>
       </w:r>
       <w:r>
         <w:rPr>
@@ -316,7 +316,7 @@
           <w:color w:val="000000"/>
           <w:szCs w:val="30"/>
         </w:rPr>
-        <w:t>不良资产商业化收购并拟分期处置</w:t>
+        <w:t>不良资产商业化收购</w:t>
       </w:r>
       <w:r>
         <w:rPr>
@@ -332,7 +332,7 @@
           <w:color w:val="000000"/>
           <w:szCs w:val="30"/>
         </w:rPr>
-        <w:t xml:space="preserve">。经</w:t>
+        <w:t>。经</w:t>
       </w:r>
       <w:r>
         <w:rPr>
@@ -348,7 +348,7 @@
           <w:color w:val="000000"/>
           <w:szCs w:val="30"/>
         </w:rPr>
-        <w:t xml:space="preserve">第</w:t>
+        <w:t>第</w:t>
       </w:r>
       <w:r>
         <w:rPr>
@@ -414,7 +414,7 @@
           <w:color w:val="000000"/>
           <w:szCs w:val="30"/>
         </w:rPr>
-        <w:t xml:space="preserve">对</w:t>
+        <w:t>对</w:t>
       </w:r>
       <w:r>
         <w:rPr>
@@ -446,7 +446,7 @@
           <w:color w:val="000000"/>
           <w:szCs w:val="30"/>
         </w:rPr>
-        <w:t xml:space="preserve">截至基准日</w:t>
+        <w:t>截至基准日</w:t>
       </w:r>
       <w:r>
         <w:rPr>
@@ -462,7 +462,7 @@
           <w:color w:val="000000"/>
           <w:szCs w:val="30"/>
         </w:rPr>
-        <w:t xml:space="preserve">，该资产包债权本金</w:t>
+        <w:t>，该资产包债权本金</w:t>
       </w:r>
       <w:r>
         <w:rPr>
@@ -478,7 +478,7 @@
           <w:color w:val="000000"/>
           <w:szCs w:val="30"/>
         </w:rPr>
-        <w:t xml:space="preserve">元、利息</w:t>
+        <w:t>元、利息</w:t>
       </w:r>
       <w:r>
         <w:rPr>
@@ -494,7 +494,7 @@
           <w:color w:val="000000"/>
           <w:szCs w:val="30"/>
         </w:rPr>
-        <w:t xml:space="preserve">元、其他费用</w:t>
+        <w:t>元、其他费用</w:t>
       </w:r>
       <w:r>
         <w:rPr>
@@ -510,7 +510,7 @@
           <w:color w:val="000000"/>
           <w:szCs w:val="30"/>
         </w:rPr>
-        <w:t xml:space="preserve">元，债权总额</w:t>
+        <w:t>元，债权总额</w:t>
       </w:r>
       <w:r>
         <w:rPr>
@@ -518,7 +518,7 @@
           <w:color w:val="000000"/>
           <w:szCs w:val="30"/>
         </w:rPr>
-        <w:t xml:space="preserve">410,392,163.95</w:t>
+        <w:t xml:space="preserve">410,392,162.95</w:t>
       </w:r>
       <w:r>
         <w:rPr>
@@ -665,7 +665,7 @@
           <w:color w:val="000000"/>
           <w:szCs w:val="30"/>
         </w:rPr>
-        <w:t xml:space="preserve">项目负责人：</w:t>
+        <w:t>项目负责人：</w:t>
       </w:r>
       <w:r>
         <w:rPr>
@@ -729,7 +729,7 @@
           <w:color w:val="000000"/>
           <w:szCs w:val="30"/>
         </w:rPr>
-        <w:t xml:space="preserve">特此批复。</w:t>
+        <w:t>特此批复。</w:t>
       </w:r>
     </w:p>
     <w:p>
@@ -761,7 +761,7 @@
           <w:color w:val="000000"/>
           <w:szCs w:val="30"/>
         </w:rPr>
-        <w:t xml:space="preserve">2026年3月26日 </w:t>
+        <w:t xml:space="preserve">2026年4月3日 </w:t>
       </w:r>
     </w:p>
     <w:p>
@@ -855,7 +855,7 @@
           <w:sz w:val="24"/>
           <w:szCs w:val="24"/>
         </w:rPr>
-        <w:t xml:space="preserve">基准日：</w:t>
+        <w:t>基准日：</w:t>
       </w:r>
       <w:r>
         <w:rPr>
@@ -6862,10 +6862,6 @@
 </file>
 
 <file path=customXml/item1.xml><?xml version="1.0" encoding="utf-8"?>
-<b:Sources xmlns:b="http://schemas.openxmlformats.org/officeDocument/2006/bibliography" xmlns="http://schemas.openxmlformats.org/officeDocument/2006/bibliography" SelectedStyle="\APASixthEditionOfficeOnline.xsl" StyleName="APA" Version="6"/>
-</file>
-
-<file path=customXml/item2.xml><?xml version="1.0" encoding="utf-8"?>
 <s:customData xmlns="http://www.wps.cn/officeDocument/2013/wpsCustomData" xmlns:s="http://www.wps.cn/officeDocument/2013/wpsCustomData">
   <customSectProps>
     <customSectPr/>
@@ -6876,18 +6872,22 @@
 </s:customData>
 </file>
 
+<file path=customXml/item2.xml><?xml version="1.0" encoding="utf-8"?>
+<b:Sources xmlns:b="http://schemas.openxmlformats.org/officeDocument/2006/bibliography" xmlns="http://schemas.openxmlformats.org/officeDocument/2006/bibliography" SelectedStyle="\APASixthEditionOfficeOnline.xsl" StyleName="APA" Version="6"/>
+</file>
+
 <file path=customXml/itemProps1.xml><?xml version="1.0" encoding="utf-8"?>
+<ds:datastoreItem xmlns:ds="http://schemas.openxmlformats.org/officeDocument/2006/customXml" ds:itemID="{B1977F7D-205B-4081-913C-38D41E755F92}">
+  <ds:schemaRefs>
+    <ds:schemaRef ds:uri="http://www.wps.cn/officeDocument/2013/wpsCustomData"/>
+  </ds:schemaRefs>
+</ds:datastoreItem>
+</file>
+
+<file path=customXml/itemProps2.xml><?xml version="1.0" encoding="utf-8"?>
 <ds:datastoreItem xmlns:ds="http://schemas.openxmlformats.org/officeDocument/2006/customXml" ds:itemID="{A3F974DC-EA27-46DB-8918-C2DD52344612}">
   <ds:schemaRefs>
     <ds:schemaRef ds:uri="http://schemas.openxmlformats.org/officeDocument/2006/bibliography"/>
   </ds:schemaRefs>
 </ds:datastoreItem>
-</file>
-
-<file path=customXml/itemProps2.xml><?xml version="1.0" encoding="utf-8"?>
-<ds:datastoreItem xmlns:ds="http://schemas.openxmlformats.org/officeDocument/2006/customXml" ds:itemID="{B1977F7D-205B-4081-913C-38D41E755F92}">
-  <ds:schemaRefs>
-    <ds:schemaRef ds:uri="http://www.wps.cn/officeDocument/2013/wpsCustomData"/>
-  </ds:schemaRefs>
-</ds:datastoreItem>
 </file>